--- a/docs/commercial/loop-pass-b2b/word/06-SITE-PASS-RECOMMANDATIONS.docx
+++ b/docs/commercial/loop-pass-b2b/word/06-SITE-PASS-RECOMMANDATIONS.docx
@@ -463,6 +463,47 @@
         <w:pStyle w:val="Heading2"/>
       </w:pPr>
       <w:r>
+        <w:t>Pied de page / crédibilité AELY</w:t>
+      </w:r>
+    </w:p>
+    <w:p>
+      <w:pPr>
+        <w:spacing w:line="240" w:lineRule="auto"/>
+      </w:pPr>
+      <w:r>
+        <w:t>Ajouter une ligne discrète :</w:t>
+      </w:r>
+    </w:p>
+    <w:p>
+      <w:pPr>
+        <w:spacing w:line="240" w:lineRule="auto"/>
+      </w:pPr>
+      <w:r>
+        <w:t xml:space="preserve">*« THE LOOP Pass — un service </w:t>
+      </w:r>
+      <w:r>
+        <w:rPr>
+          <w:b/>
+        </w:rPr>
+        <w:t>AELY</w:t>
+      </w:r>
+      <w:r>
+        <w:t xml:space="preserve"> · [aelygroup.com](https://aelygroup.com) · Conakry »*</w:t>
+      </w:r>
+    </w:p>
+    <w:p>
+      <w:pPr>
+        <w:spacing w:line="240" w:lineRule="auto"/>
+      </w:pPr>
+      <w:r>
+        <w:t>Cela rassure les commerçants (structure identifiable) sans mélanger avec le guide The Loop grand public.</w:t>
+      </w:r>
+    </w:p>
+    <w:p>
+      <w:pPr>
+        <w:pStyle w:val="Heading2"/>
+      </w:pPr>
+      <w:r>
         <w:t>Optionnel (phase 2)</w:t>
       </w:r>
     </w:p>
